--- a/dokumenty/zadání testů/teorie + implementace.docx
+++ b/dokumenty/zadání testů/teorie + implementace.docx
@@ -1,6 +1,6 @@
 
 <file path=word/document.xml><?xml version="1.0" encoding="utf-8"?>
-<w:document xmlns:wpc="http://schemas.microsoft.com/office/word/2010/wordprocessingCanvas" xmlns:cx="http://schemas.microsoft.com/office/drawing/2014/chartex" xmlns:cx1="http://schemas.microsoft.com/office/drawing/2015/9/8/chartex" xmlns:cx2="http://schemas.microsoft.com/office/drawing/2015/10/21/chartex" xmlns:cx3="http://schemas.microsoft.com/office/drawing/2016/5/9/chartex" xmlns:cx4="http://schemas.microsoft.com/office/drawing/2016/5/10/chartex" xmlns:cx5="http://schemas.microsoft.com/office/drawing/2016/5/11/chartex" xmlns:cx6="http://schemas.microsoft.com/office/drawing/2016/5/12/chartex" xmlns:cx7="http://schemas.microsoft.com/office/drawing/2016/5/13/chartex" xmlns:cx8="http://schemas.microsoft.com/office/drawing/2016/5/14/chartex" xmlns:mc="http://schemas.openxmlformats.org/markup-compatibility/2006" xmlns:aink="http://schemas.microsoft.com/office/drawing/2016/ink" xmlns:am3d="http://schemas.microsoft.com/office/drawing/2017/model3d" xmlns:o="urn:schemas-microsoft-com:office:office" xmlns:r="http://schemas.openxmlformats.org/officeDocument/2006/relationships" xmlns:m="http://schemas.openxmlformats.org/officeDocument/2006/math" xmlns:v="urn:schemas-microsoft-com:vml" xmlns:wp14="http://schemas.microsoft.com/office/word/2010/wordprocessingDrawing" xmlns:wp="http://schemas.openxmlformats.org/drawingml/2006/wordprocessingDrawing" xmlns:w10="urn:schemas-microsoft-com:office:word" xmlns:w="http://schemas.openxmlformats.org/wordprocessingml/2006/main" xmlns:w14="http://schemas.microsoft.com/office/word/2010/wordml" xmlns:w15="http://schemas.microsoft.com/office/word/2012/wordml" xmlns:w16cex="http://schemas.microsoft.com/office/word/2018/wordml/cex" xmlns:w16cid="http://schemas.microsoft.com/office/word/2016/wordml/cid" xmlns:w16="http://schemas.microsoft.com/office/word/2018/wordml" xmlns:w16sdtdh="http://schemas.microsoft.com/office/word/2020/wordml/sdtdatahash" xmlns:w16se="http://schemas.microsoft.com/office/word/2015/wordml/symex" xmlns:wpg="http://schemas.microsoft.com/office/word/2010/wordprocessingGroup" xmlns:wpi="http://schemas.microsoft.com/office/word/2010/wordprocessingInk" xmlns:wne="http://schemas.microsoft.com/office/word/2006/wordml" xmlns:wps="http://schemas.microsoft.com/office/word/2010/wordprocessingShape" mc:Ignorable="w14 w15 w16se w16cid w16 w16cex w16sdtdh wp14">
+<w:document xmlns:wpc="http://schemas.microsoft.com/office/word/2010/wordprocessingCanvas" xmlns:cx="http://schemas.microsoft.com/office/drawing/2014/chartex" xmlns:cx1="http://schemas.microsoft.com/office/drawing/2015/9/8/chartex" xmlns:cx2="http://schemas.microsoft.com/office/drawing/2015/10/21/chartex" xmlns:cx3="http://schemas.microsoft.com/office/drawing/2016/5/9/chartex" xmlns:cx4="http://schemas.microsoft.com/office/drawing/2016/5/10/chartex" xmlns:cx5="http://schemas.microsoft.com/office/drawing/2016/5/11/chartex" xmlns:cx6="http://schemas.microsoft.com/office/drawing/2016/5/12/chartex" xmlns:cx7="http://schemas.microsoft.com/office/drawing/2016/5/13/chartex" xmlns:cx8="http://schemas.microsoft.com/office/drawing/2016/5/14/chartex" xmlns:mc="http://schemas.openxmlformats.org/markup-compatibility/2006" xmlns:aink="http://schemas.microsoft.com/office/drawing/2016/ink" xmlns:am3d="http://schemas.microsoft.com/office/drawing/2017/model3d" xmlns:o="urn:schemas-microsoft-com:office:office" xmlns:oel="http://schemas.microsoft.com/office/2019/extlst" xmlns:r="http://schemas.openxmlformats.org/officeDocument/2006/relationships" xmlns:m="http://schemas.openxmlformats.org/officeDocument/2006/math" xmlns:v="urn:schemas-microsoft-com:vml" xmlns:wp14="http://schemas.microsoft.com/office/word/2010/wordprocessingDrawing" xmlns:wp="http://schemas.openxmlformats.org/drawingml/2006/wordprocessingDrawing" xmlns:w10="urn:schemas-microsoft-com:office:word" xmlns:w="http://schemas.openxmlformats.org/wordprocessingml/2006/main" xmlns:w14="http://schemas.microsoft.com/office/word/2010/wordml" xmlns:w15="http://schemas.microsoft.com/office/word/2012/wordml" xmlns:w16cex="http://schemas.microsoft.com/office/word/2018/wordml/cex" xmlns:w16cid="http://schemas.microsoft.com/office/word/2016/wordml/cid" xmlns:w16="http://schemas.microsoft.com/office/word/2018/wordml" xmlns:w16du="http://schemas.microsoft.com/office/word/2023/wordml/word16du" xmlns:w16sdtdh="http://schemas.microsoft.com/office/word/2020/wordml/sdtdatahash" xmlns:w16sdtfl="http://schemas.microsoft.com/office/word/2024/wordml/sdtformatlock" xmlns:w16se="http://schemas.microsoft.com/office/word/2015/wordml/symex" xmlns:wpg="http://schemas.microsoft.com/office/word/2010/wordprocessingGroup" xmlns:wpi="http://schemas.microsoft.com/office/word/2010/wordprocessingInk" xmlns:wne="http://schemas.microsoft.com/office/word/2006/wordml" xmlns:wps="http://schemas.microsoft.com/office/word/2010/wordprocessingShape" mc:Ignorable="w14 w15 w16se w16cid w16 w16cex w16sdtdh w16sdtfl w16du wp14">
   <w:body>
     <w:p>
       <w:pPr>
@@ -29,13 +29,18 @@
         </w:tabs>
       </w:pPr>
       <w:r>
-        <w:t>Počet bodů:           /</w:t>
-      </w:r>
-      <w:r>
-        <w:t>6</w:t>
-      </w:r>
-      <w:r>
-        <w:t>0</w:t>
+        <w:t xml:space="preserve">Počet </w:t>
+      </w:r>
+      <w:proofErr w:type="gramStart"/>
+      <w:r>
+        <w:t xml:space="preserve">bodů:   </w:t>
+      </w:r>
+      <w:proofErr w:type="gramEnd"/>
+      <w:r>
+        <w:t xml:space="preserve">        /</w:t>
+      </w:r>
+      <w:r>
+        <w:t>55</w:t>
       </w:r>
       <w:r>
         <w:tab/>
@@ -162,6 +167,7 @@
       <w:r>
         <w:t xml:space="preserve">. Dále doplňte podmínku: Pokud mají oba semafory stejný stav(barvu), do labelu </w:t>
       </w:r>
+      <w:proofErr w:type="spellStart"/>
       <w:r>
         <w:rPr>
           <w:b/>
@@ -169,6 +175,7 @@
         </w:rPr>
         <w:t>LblSemafor</w:t>
       </w:r>
+      <w:proofErr w:type="spellEnd"/>
       <w:r>
         <w:t xml:space="preserve"> se napíše text „Blokovaná křižovatka!“</w:t>
       </w:r>
@@ -266,6 +273,7 @@
       <w:r>
         <w:t xml:space="preserve">Uveďte pouze hlavičku privátní funkce </w:t>
       </w:r>
+      <w:proofErr w:type="spellStart"/>
       <w:r>
         <w:rPr>
           <w:b/>
@@ -273,8 +281,15 @@
         </w:rPr>
         <w:t>TriangleCheck</w:t>
       </w:r>
-      <w:r>
-        <w:t>, která vrací informaci o tom, zda lze sestrojit trojúhelník ze tří číselných hodnot, které přijímá jako vstupní parametr (10 bodů)</w:t>
+      <w:proofErr w:type="spellEnd"/>
+      <w:r>
+        <w:t>, která vrací informaci o tom, zda lze sestrojit trojúhelník ze tří číselných hodnot, které přijímá jako vstupní parametr (</w:t>
+      </w:r>
+      <w:r>
+        <w:t>5</w:t>
+      </w:r>
+      <w:r>
+        <w:t xml:space="preserve"> bodů)</w:t>
       </w:r>
     </w:p>
     <w:tbl>
@@ -316,6 +331,7 @@
       <w:r>
         <w:t xml:space="preserve">Doplňte kód na příslušných místech, aby funkce </w:t>
       </w:r>
+      <w:proofErr w:type="spellStart"/>
       <w:r>
         <w:rPr>
           <w:b/>
@@ -323,6 +339,7 @@
         </w:rPr>
         <w:t>maxValues</w:t>
       </w:r>
+      <w:proofErr w:type="spellEnd"/>
       <w:r>
         <w:t xml:space="preserve"> vrátila v poli </w:t>
       </w:r>
@@ -439,6 +456,7 @@
       <w:r>
         <w:t xml:space="preserve">Co je to komponenta </w:t>
       </w:r>
+      <w:proofErr w:type="spellStart"/>
       <w:r>
         <w:rPr>
           <w:b/>
@@ -446,6 +464,7 @@
         </w:rPr>
         <w:t>Timer</w:t>
       </w:r>
+      <w:proofErr w:type="spellEnd"/>
       <w:r>
         <w:t xml:space="preserve"> a k čemu ji lze ve formulářových aplikacích využít (10 bodů)?</w:t>
       </w:r>
@@ -522,13 +541,18 @@
         </w:tabs>
       </w:pPr>
       <w:r>
-        <w:t>Počet bodů:           /</w:t>
-      </w:r>
-      <w:r>
-        <w:t>6</w:t>
-      </w:r>
-      <w:r>
-        <w:t>0</w:t>
+        <w:t xml:space="preserve">Počet </w:t>
+      </w:r>
+      <w:proofErr w:type="gramStart"/>
+      <w:r>
+        <w:t xml:space="preserve">bodů:   </w:t>
+      </w:r>
+      <w:proofErr w:type="gramEnd"/>
+      <w:r>
+        <w:t xml:space="preserve">        /</w:t>
+      </w:r>
+      <w:r>
+        <w:t>55</w:t>
       </w:r>
       <w:r>
         <w:tab/>
@@ -600,6 +624,7 @@
       <w:r>
         <w:t xml:space="preserve">S využitím třídy </w:t>
       </w:r>
+      <w:proofErr w:type="spellStart"/>
       <w:r>
         <w:rPr>
           <w:b/>
@@ -607,6 +632,7 @@
         </w:rPr>
         <w:t>Rectangle</w:t>
       </w:r>
+      <w:proofErr w:type="spellEnd"/>
       <w:r>
         <w:t xml:space="preserve"> vytvořte jeden libovolný </w:t>
       </w:r>
@@ -643,6 +669,7 @@
       <w:r>
         <w:t xml:space="preserve"> obsah obarví pozadí komponenty labelu pojmenované </w:t>
       </w:r>
+      <w:proofErr w:type="spellStart"/>
       <w:r>
         <w:rPr>
           <w:b/>
@@ -650,6 +677,7 @@
         </w:rPr>
         <w:t>LblVysledek</w:t>
       </w:r>
+      <w:proofErr w:type="spellEnd"/>
       <w:r>
         <w:t xml:space="preserve"> na zelenou barvu, jinak se obarví na červenou (</w:t>
       </w:r>
@@ -750,15 +778,30 @@
       <w:r>
         <w:t xml:space="preserve">Zapište pouze hlavičku veřejné funkce </w:t>
       </w:r>
+      <w:proofErr w:type="spellStart"/>
       <w:r>
         <w:rPr>
           <w:b/>
           <w:bCs/>
         </w:rPr>
-        <w:t>Average,</w:t>
-      </w:r>
-      <w:r>
-        <w:t xml:space="preserve"> která vrací aritmetický průměr ze čtyř celočíselných hodnot, které přijímá jako vstupní parametry (10 bodů)</w:t>
+        <w:t>Average</w:t>
+      </w:r>
+      <w:proofErr w:type="spellEnd"/>
+      <w:r>
+        <w:rPr>
+          <w:b/>
+          <w:bCs/>
+        </w:rPr>
+        <w:t>,</w:t>
+      </w:r>
+      <w:r>
+        <w:t xml:space="preserve"> která vrací aritmetický průměr ze čtyř celočíselných hodnot, které přijímá jako vstupní parametry (</w:t>
+      </w:r>
+      <w:r>
+        <w:t>5</w:t>
+      </w:r>
+      <w:r>
+        <w:t xml:space="preserve"> bodů)</w:t>
       </w:r>
     </w:p>
     <w:tbl>
@@ -891,21 +934,21 @@
           <w:b/>
           <w:bCs/>
         </w:rPr>
-        <w:t xml:space="preserve"> virtual</w:t>
-      </w:r>
-      <w:r>
-        <w:t xml:space="preserve"> a </w:t>
-      </w:r>
+        <w:t xml:space="preserve"> </w:t>
+      </w:r>
+      <w:proofErr w:type="spellStart"/>
       <w:r>
         <w:rPr>
           <w:b/>
           <w:bCs/>
         </w:rPr>
-        <w:t>override</w:t>
-      </w:r>
-      <w:r>
-        <w:t xml:space="preserve">, která uvádíme jako modifikátor u funkcí nám demonstrují jeden z pilířů OOP. Který z nich to je, uveďte příklad funkce, kde se setkáváme s klíčovým slovem </w:t>
-      </w:r>
+        <w:t>virtual</w:t>
+      </w:r>
+      <w:proofErr w:type="spellEnd"/>
+      <w:r>
+        <w:t xml:space="preserve"> a </w:t>
+      </w:r>
+      <w:proofErr w:type="spellStart"/>
       <w:r>
         <w:rPr>
           <w:b/>
@@ -913,6 +956,19 @@
         </w:rPr>
         <w:t>override</w:t>
       </w:r>
+      <w:proofErr w:type="spellEnd"/>
+      <w:r>
+        <w:t xml:space="preserve">, která uvádíme jako modifikátor u funkcí nám demonstrují jeden z pilířů OOP. Který z nich to je, uveďte příklad funkce, kde se setkáváme s klíčovým slovem </w:t>
+      </w:r>
+      <w:proofErr w:type="spellStart"/>
+      <w:r>
+        <w:rPr>
+          <w:b/>
+          <w:bCs/>
+        </w:rPr>
+        <w:t>override</w:t>
+      </w:r>
+      <w:proofErr w:type="spellEnd"/>
       <w:r>
         <w:t>? (10 bodů)</w:t>
       </w:r>
@@ -961,6 +1017,7 @@
       <w:r>
         <w:t xml:space="preserve">Ve kterých případech využíváme při tvorbě grafiky třídu </w:t>
       </w:r>
+      <w:proofErr w:type="spellStart"/>
       <w:r>
         <w:rPr>
           <w:b/>
@@ -968,6 +1025,7 @@
         </w:rPr>
         <w:t>Brushes</w:t>
       </w:r>
+      <w:proofErr w:type="spellEnd"/>
       <w:r>
         <w:t xml:space="preserve"> a ve kterých třídu </w:t>
       </w:r>
@@ -1055,13 +1113,18 @@
         </w:tabs>
       </w:pPr>
       <w:r>
-        <w:t>Počet bodů:           /</w:t>
-      </w:r>
-      <w:r>
-        <w:t>6</w:t>
-      </w:r>
-      <w:r>
-        <w:t>0</w:t>
+        <w:t xml:space="preserve">Počet </w:t>
+      </w:r>
+      <w:proofErr w:type="gramStart"/>
+      <w:r>
+        <w:t xml:space="preserve">bodů:   </w:t>
+      </w:r>
+      <w:proofErr w:type="gramEnd"/>
+      <w:r>
+        <w:t xml:space="preserve">        /</w:t>
+      </w:r>
+      <w:r>
+        <w:t>55</w:t>
       </w:r>
       <w:r>
         <w:tab/>
@@ -1080,6 +1143,213 @@
       </w:pPr>
     </w:p>
     <w:p>
+      <w:r>
+        <w:rPr>
+          <w:noProof/>
+        </w:rPr>
+        <mc:AlternateContent>
+          <mc:Choice Requires="wps">
+            <w:drawing>
+              <wp:anchor distT="45720" distB="45720" distL="114300" distR="114300" simplePos="0" relativeHeight="251659264" behindDoc="0" locked="0" layoutInCell="1" allowOverlap="1" wp14:anchorId="48D3C661" wp14:editId="43444F6E">
+                <wp:simplePos x="0" y="0"/>
+                <wp:positionH relativeFrom="column">
+                  <wp:posOffset>893327</wp:posOffset>
+                </wp:positionH>
+                <wp:positionV relativeFrom="paragraph">
+                  <wp:posOffset>940247</wp:posOffset>
+                </wp:positionV>
+                <wp:extent cx="381635" cy="261257"/>
+                <wp:effectExtent l="0" t="0" r="0" b="5715"/>
+                <wp:wrapNone/>
+                <wp:docPr id="217" name="Textové pole 2"/>
+                <wp:cNvGraphicFramePr>
+                  <a:graphicFrameLocks xmlns:a="http://schemas.openxmlformats.org/drawingml/2006/main"/>
+                </wp:cNvGraphicFramePr>
+                <a:graphic xmlns:a="http://schemas.openxmlformats.org/drawingml/2006/main">
+                  <a:graphicData uri="http://schemas.microsoft.com/office/word/2010/wordprocessingShape">
+                    <wps:wsp>
+                      <wps:cNvSpPr txBox="1">
+                        <a:spLocks noChangeArrowheads="1"/>
+                      </wps:cNvSpPr>
+                      <wps:spPr bwMode="auto">
+                        <a:xfrm>
+                          <a:off x="0" y="0"/>
+                          <a:ext cx="381635" cy="261257"/>
+                        </a:xfrm>
+                        <a:prstGeom prst="rect">
+                          <a:avLst/>
+                        </a:prstGeom>
+                        <a:noFill/>
+                        <a:ln w="9525">
+                          <a:noFill/>
+                          <a:miter lim="800000"/>
+                          <a:headEnd/>
+                          <a:tailEnd/>
+                        </a:ln>
+                      </wps:spPr>
+                      <wps:txbx>
+                        <w:txbxContent>
+                          <w:p>
+                            <w:pPr>
+                              <w:rPr>
+                                <w:rFonts w:ascii="Consolas" w:hAnsi="Consolas" w:cs="Courier New"/>
+                                <w:sz w:val="14"/>
+                                <w:szCs w:val="14"/>
+                              </w:rPr>
+                            </w:pPr>
+                            <w:r>
+                              <w:rPr>
+                                <w:rFonts w:ascii="Consolas" w:hAnsi="Consolas" w:cs="Courier New"/>
+                                <w:sz w:val="14"/>
+                                <w:szCs w:val="14"/>
+                              </w:rPr>
+                              <w:t>_y</w:t>
+                            </w:r>
+                            <w:r>
+                              <w:rPr>
+                                <w:rFonts w:ascii="Consolas" w:hAnsi="Consolas" w:cs="Courier New"/>
+                                <w:color w:val="44546A" w:themeColor="text2"/>
+                                <w:sz w:val="14"/>
+                                <w:szCs w:val="14"/>
+                              </w:rPr>
+                              <w:t>;</w:t>
+                            </w:r>
+                          </w:p>
+                          <w:p/>
+                        </w:txbxContent>
+                      </wps:txbx>
+                      <wps:bodyPr rot="0" vert="horz" wrap="square" lIns="91440" tIns="45720" rIns="91440" bIns="45720" anchor="t" anchorCtr="0">
+                        <a:noAutofit/>
+                      </wps:bodyPr>
+                    </wps:wsp>
+                  </a:graphicData>
+                </a:graphic>
+                <wp14:sizeRelH relativeFrom="margin">
+                  <wp14:pctWidth>0</wp14:pctWidth>
+                </wp14:sizeRelH>
+                <wp14:sizeRelV relativeFrom="margin">
+                  <wp14:pctHeight>0</wp14:pctHeight>
+                </wp14:sizeRelV>
+              </wp:anchor>
+            </w:drawing>
+          </mc:Choice>
+          <mc:Fallback>
+            <w:pict>
+              <v:shapetype w14:anchorId="48D3C661" id="_x0000_t202" coordsize="21600,21600" o:spt="202" path="m,l,21600r21600,l21600,xe">
+                <v:stroke joinstyle="miter"/>
+                <v:path gradientshapeok="t" o:connecttype="rect"/>
+              </v:shapetype>
+              <v:shape id="Textové pole 2" o:spid="_x0000_s1026" type="#_x0000_t202" style="position:absolute;margin-left:70.35pt;margin-top:74.05pt;width:30.05pt;height:20.55pt;z-index:251659264;visibility:visible;mso-wrap-style:square;mso-width-percent:0;mso-height-percent:0;mso-wrap-distance-left:9pt;mso-wrap-distance-top:3.6pt;mso-wrap-distance-right:9pt;mso-wrap-distance-bottom:3.6pt;mso-position-horizontal:absolute;mso-position-horizontal-relative:text;mso-position-vertical:absolute;mso-position-vertical-relative:text;mso-width-percent:0;mso-height-percent:0;mso-width-relative:margin;mso-height-relative:margin;v-text-anchor:top" o:gfxdata="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" filled="f" stroked="f">
+                <v:textbox>
+                  <w:txbxContent>
+                    <w:p>
+                      <w:pPr>
+                        <w:rPr>
+                          <w:rFonts w:ascii="Consolas" w:hAnsi="Consolas" w:cs="Courier New"/>
+                          <w:sz w:val="14"/>
+                          <w:szCs w:val="14"/>
+                        </w:rPr>
+                      </w:pPr>
+                      <w:r>
+                        <w:rPr>
+                          <w:rFonts w:ascii="Consolas" w:hAnsi="Consolas" w:cs="Courier New"/>
+                          <w:sz w:val="14"/>
+                          <w:szCs w:val="14"/>
+                        </w:rPr>
+                        <w:t>_y</w:t>
+                      </w:r>
+                      <w:r>
+                        <w:rPr>
+                          <w:rFonts w:ascii="Consolas" w:hAnsi="Consolas" w:cs="Courier New"/>
+                          <w:color w:val="44546A" w:themeColor="text2"/>
+                          <w:sz w:val="14"/>
+                          <w:szCs w:val="14"/>
+                        </w:rPr>
+                        <w:t>;</w:t>
+                      </w:r>
+                    </w:p>
+                    <w:p/>
+                  </w:txbxContent>
+                </v:textbox>
+              </v:shape>
+            </w:pict>
+          </mc:Fallback>
+        </mc:AlternateContent>
+      </w:r>
+      <w:r>
+        <w:rPr>
+          <w:noProof/>
+        </w:rPr>
+        <mc:AlternateContent>
+          <mc:Choice Requires="wps">
+            <w:drawing>
+              <wp:anchor distT="0" distB="0" distL="114300" distR="114300" simplePos="0" relativeHeight="251658239" behindDoc="0" locked="0" layoutInCell="1" allowOverlap="1" wp14:anchorId="08E76939" wp14:editId="3F325D57">
+                <wp:simplePos x="0" y="0"/>
+                <wp:positionH relativeFrom="column">
+                  <wp:posOffset>934497</wp:posOffset>
+                </wp:positionH>
+                <wp:positionV relativeFrom="paragraph">
+                  <wp:posOffset>1027235</wp:posOffset>
+                </wp:positionV>
+                <wp:extent cx="241160" cy="130628"/>
+                <wp:effectExtent l="0" t="0" r="6985" b="3175"/>
+                <wp:wrapNone/>
+                <wp:docPr id="103741324" name="Obdélník 1"/>
+                <wp:cNvGraphicFramePr/>
+                <a:graphic xmlns:a="http://schemas.openxmlformats.org/drawingml/2006/main">
+                  <a:graphicData uri="http://schemas.microsoft.com/office/word/2010/wordprocessingShape">
+                    <wps:wsp>
+                      <wps:cNvSpPr/>
+                      <wps:spPr>
+                        <a:xfrm>
+                          <a:off x="0" y="0"/>
+                          <a:ext cx="241160" cy="130628"/>
+                        </a:xfrm>
+                        <a:prstGeom prst="rect">
+                          <a:avLst/>
+                        </a:prstGeom>
+                        <a:solidFill>
+                          <a:schemeClr val="bg1"/>
+                        </a:solidFill>
+                        <a:ln>
+                          <a:noFill/>
+                        </a:ln>
+                      </wps:spPr>
+                      <wps:style>
+                        <a:lnRef idx="2">
+                          <a:schemeClr val="accent1">
+                            <a:shade val="15000"/>
+                          </a:schemeClr>
+                        </a:lnRef>
+                        <a:fillRef idx="1">
+                          <a:schemeClr val="accent1"/>
+                        </a:fillRef>
+                        <a:effectRef idx="0">
+                          <a:schemeClr val="accent1"/>
+                        </a:effectRef>
+                        <a:fontRef idx="minor">
+                          <a:schemeClr val="lt1"/>
+                        </a:fontRef>
+                      </wps:style>
+                      <wps:bodyPr rot="0" spcFirstLastPara="0" vertOverflow="overflow" horzOverflow="overflow" vert="horz" wrap="square" lIns="91440" tIns="45720" rIns="91440" bIns="45720" numCol="1" spcCol="0" rtlCol="0" fromWordArt="0" anchor="ctr" anchorCtr="0" forceAA="0" compatLnSpc="1">
+                        <a:prstTxWarp prst="textNoShape">
+                          <a:avLst/>
+                        </a:prstTxWarp>
+                        <a:noAutofit/>
+                      </wps:bodyPr>
+                    </wps:wsp>
+                  </a:graphicData>
+                </a:graphic>
+              </wp:anchor>
+            </w:drawing>
+          </mc:Choice>
+          <mc:Fallback>
+            <w:pict>
+              <v:rect w14:anchorId="34F3A869" id="Obdélník 1" o:spid="_x0000_s1026" style="position:absolute;margin-left:73.6pt;margin-top:80.9pt;width:19pt;height:10.3pt;z-index:251658239;visibility:visible;mso-wrap-style:square;mso-wrap-distance-left:9pt;mso-wrap-distance-top:0;mso-wrap-distance-right:9pt;mso-wrap-distance-bottom:0;mso-position-horizontal:absolute;mso-position-horizontal-relative:text;mso-position-vertical:absolute;mso-position-vertical-relative:text;v-text-anchor:middle" o:gfxdata="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" fillcolor="white [3212]" stroked="f" strokeweight="1pt"/>
+            </w:pict>
+          </mc:Fallback>
+        </mc:AlternateContent>
+      </w:r>
       <w:r>
         <w:rPr>
           <w:noProof/>
@@ -1180,6 +1450,7 @@
       <w:r>
         <w:t xml:space="preserve">deklarované proměnné </w:t>
       </w:r>
+      <w:proofErr w:type="spellStart"/>
       <w:r>
         <w:rPr>
           <w:b/>
@@ -1187,6 +1458,7 @@
         </w:rPr>
         <w:t>dist</w:t>
       </w:r>
+      <w:proofErr w:type="spellEnd"/>
       <w:r>
         <w:t xml:space="preserve"> vzdálenost mezi těmito body. (</w:t>
       </w:r>
@@ -1305,7 +1577,13 @@
         <w:t>, která vrátí pole seřazených hodnot. Funkce přijímá 3 celá čísla, která budou seřazena</w:t>
       </w:r>
       <w:r>
-        <w:t>. (10 bodů)</w:t>
+        <w:t>. (</w:t>
+      </w:r>
+      <w:r>
+        <w:t>5</w:t>
+      </w:r>
+      <w:r>
+        <w:t xml:space="preserve"> bodů)</w:t>
       </w:r>
     </w:p>
     <w:tbl>
@@ -1347,6 +1625,7 @@
       <w:r>
         <w:t xml:space="preserve">Doplňte kód funkce </w:t>
       </w:r>
+      <w:proofErr w:type="spellStart"/>
       <w:r>
         <w:rPr>
           <w:b/>
@@ -1354,6 +1633,7 @@
         </w:rPr>
         <w:t>GuessNumber</w:t>
       </w:r>
+      <w:proofErr w:type="spellEnd"/>
       <w:r>
         <w:t xml:space="preserve"> na příslušném místě, tak aby rozhodovala, jestli číslo, které hráč tipuje, je shodné s tím, které jsme si nechali vygenerovat. Hráč hádá čísla v intervalu </w:t>
       </w:r>
@@ -1550,7 +1830,7 @@
 </file>
 
 <file path=word/numbering.xml><?xml version="1.0" encoding="utf-8"?>
-<w:numbering xmlns:wpc="http://schemas.microsoft.com/office/word/2010/wordprocessingCanvas" xmlns:cx="http://schemas.microsoft.com/office/drawing/2014/chartex" xmlns:cx1="http://schemas.microsoft.com/office/drawing/2015/9/8/chartex" xmlns:cx2="http://schemas.microsoft.com/office/drawing/2015/10/21/chartex" xmlns:cx3="http://schemas.microsoft.com/office/drawing/2016/5/9/chartex" xmlns:cx4="http://schemas.microsoft.com/office/drawing/2016/5/10/chartex" xmlns:cx5="http://schemas.microsoft.com/office/drawing/2016/5/11/chartex" xmlns:cx6="http://schemas.microsoft.com/office/drawing/2016/5/12/chartex" xmlns:cx7="http://schemas.microsoft.com/office/drawing/2016/5/13/chartex" xmlns:cx8="http://schemas.microsoft.com/office/drawing/2016/5/14/chartex" xmlns:mc="http://schemas.openxmlformats.org/markup-compatibility/2006" xmlns:aink="http://schemas.microsoft.com/office/drawing/2016/ink" xmlns:am3d="http://schemas.microsoft.com/office/drawing/2017/model3d" xmlns:o="urn:schemas-microsoft-com:office:office" xmlns:r="http://schemas.openxmlformats.org/officeDocument/2006/relationships" xmlns:m="http://schemas.openxmlformats.org/officeDocument/2006/math" xmlns:v="urn:schemas-microsoft-com:vml" xmlns:wp14="http://schemas.microsoft.com/office/word/2010/wordprocessingDrawing" xmlns:wp="http://schemas.openxmlformats.org/drawingml/2006/wordprocessingDrawing" xmlns:w10="urn:schemas-microsoft-com:office:word" xmlns:w="http://schemas.openxmlformats.org/wordprocessingml/2006/main" xmlns:w14="http://schemas.microsoft.com/office/word/2010/wordml" xmlns:w15="http://schemas.microsoft.com/office/word/2012/wordml" xmlns:w16cex="http://schemas.microsoft.com/office/word/2018/wordml/cex" xmlns:w16cid="http://schemas.microsoft.com/office/word/2016/wordml/cid" xmlns:w16="http://schemas.microsoft.com/office/word/2018/wordml" xmlns:w16sdtdh="http://schemas.microsoft.com/office/word/2020/wordml/sdtdatahash" xmlns:w16se="http://schemas.microsoft.com/office/word/2015/wordml/symex" xmlns:wpg="http://schemas.microsoft.com/office/word/2010/wordprocessingGroup" xmlns:wpi="http://schemas.microsoft.com/office/word/2010/wordprocessingInk" xmlns:wne="http://schemas.microsoft.com/office/word/2006/wordml" xmlns:wps="http://schemas.microsoft.com/office/word/2010/wordprocessingShape" mc:Ignorable="w14 w15 w16se w16cid w16 w16cex w16sdtdh wp14">
+<w:numbering xmlns:wpc="http://schemas.microsoft.com/office/word/2010/wordprocessingCanvas" xmlns:cx="http://schemas.microsoft.com/office/drawing/2014/chartex" xmlns:cx1="http://schemas.microsoft.com/office/drawing/2015/9/8/chartex" xmlns:cx2="http://schemas.microsoft.com/office/drawing/2015/10/21/chartex" xmlns:cx3="http://schemas.microsoft.com/office/drawing/2016/5/9/chartex" xmlns:cx4="http://schemas.microsoft.com/office/drawing/2016/5/10/chartex" xmlns:cx5="http://schemas.microsoft.com/office/drawing/2016/5/11/chartex" xmlns:cx6="http://schemas.microsoft.com/office/drawing/2016/5/12/chartex" xmlns:cx7="http://schemas.microsoft.com/office/drawing/2016/5/13/chartex" xmlns:cx8="http://schemas.microsoft.com/office/drawing/2016/5/14/chartex" xmlns:mc="http://schemas.openxmlformats.org/markup-compatibility/2006" xmlns:aink="http://schemas.microsoft.com/office/drawing/2016/ink" xmlns:am3d="http://schemas.microsoft.com/office/drawing/2017/model3d" xmlns:o="urn:schemas-microsoft-com:office:office" xmlns:oel="http://schemas.microsoft.com/office/2019/extlst" xmlns:r="http://schemas.openxmlformats.org/officeDocument/2006/relationships" xmlns:m="http://schemas.openxmlformats.org/officeDocument/2006/math" xmlns:v="urn:schemas-microsoft-com:vml" xmlns:wp14="http://schemas.microsoft.com/office/word/2010/wordprocessingDrawing" xmlns:wp="http://schemas.openxmlformats.org/drawingml/2006/wordprocessingDrawing" xmlns:w10="urn:schemas-microsoft-com:office:word" xmlns:w="http://schemas.openxmlformats.org/wordprocessingml/2006/main" xmlns:w14="http://schemas.microsoft.com/office/word/2010/wordml" xmlns:w15="http://schemas.microsoft.com/office/word/2012/wordml" xmlns:w16cex="http://schemas.microsoft.com/office/word/2018/wordml/cex" xmlns:w16cid="http://schemas.microsoft.com/office/word/2016/wordml/cid" xmlns:w16="http://schemas.microsoft.com/office/word/2018/wordml" xmlns:w16du="http://schemas.microsoft.com/office/word/2023/wordml/word16du" xmlns:w16sdtdh="http://schemas.microsoft.com/office/word/2020/wordml/sdtdatahash" xmlns:w16sdtfl="http://schemas.microsoft.com/office/word/2024/wordml/sdtformatlock" xmlns:w16se="http://schemas.microsoft.com/office/word/2015/wordml/symex" xmlns:wpg="http://schemas.microsoft.com/office/word/2010/wordprocessingGroup" xmlns:wpi="http://schemas.microsoft.com/office/word/2010/wordprocessingInk" xmlns:wne="http://schemas.microsoft.com/office/word/2006/wordml" xmlns:wps="http://schemas.microsoft.com/office/word/2010/wordprocessingShape" mc:Ignorable="w14 w15 w16se w16cid w16 w16cex w16sdtdh w16sdtfl w16du wp14">
   <w:abstractNum w:abstractNumId="0" w15:restartNumberingAfterBreak="0">
     <w:nsid w:val="0967765C"/>
     <w:multiLevelType w:val="hybridMultilevel"/>
@@ -2441,41 +2721,41 @@
       </w:pPr>
     </w:lvl>
   </w:abstractNum>
-  <w:num w:numId="1">
+  <w:num w:numId="1" w16cid:durableId="1539704726">
     <w:abstractNumId w:val="7"/>
   </w:num>
-  <w:num w:numId="2">
+  <w:num w:numId="2" w16cid:durableId="2081979925">
     <w:abstractNumId w:val="2"/>
   </w:num>
-  <w:num w:numId="3">
+  <w:num w:numId="3" w16cid:durableId="1503276722">
     <w:abstractNumId w:val="6"/>
   </w:num>
-  <w:num w:numId="4">
+  <w:num w:numId="4" w16cid:durableId="1687709833">
     <w:abstractNumId w:val="4"/>
   </w:num>
-  <w:num w:numId="5">
+  <w:num w:numId="5" w16cid:durableId="570040681">
     <w:abstractNumId w:val="8"/>
   </w:num>
-  <w:num w:numId="6">
+  <w:num w:numId="6" w16cid:durableId="1028291648">
     <w:abstractNumId w:val="1"/>
   </w:num>
-  <w:num w:numId="7">
+  <w:num w:numId="7" w16cid:durableId="999429178">
     <w:abstractNumId w:val="5"/>
   </w:num>
-  <w:num w:numId="8">
+  <w:num w:numId="8" w16cid:durableId="1488520734">
     <w:abstractNumId w:val="0"/>
   </w:num>
-  <w:num w:numId="9">
+  <w:num w:numId="9" w16cid:durableId="1747846135">
     <w:abstractNumId w:val="9"/>
   </w:num>
-  <w:num w:numId="10">
+  <w:num w:numId="10" w16cid:durableId="33772414">
     <w:abstractNumId w:val="3"/>
   </w:num>
 </w:numbering>
 </file>
 
 <file path=word/styles.xml><?xml version="1.0" encoding="utf-8"?>
-<w:styles xmlns:mc="http://schemas.openxmlformats.org/markup-compatibility/2006" xmlns:r="http://schemas.openxmlformats.org/officeDocument/2006/relationships" xmlns:w="http://schemas.openxmlformats.org/wordprocessingml/2006/main" xmlns:w14="http://schemas.microsoft.com/office/word/2010/wordml" xmlns:w15="http://schemas.microsoft.com/office/word/2012/wordml" xmlns:w16cex="http://schemas.microsoft.com/office/word/2018/wordml/cex" xmlns:w16cid="http://schemas.microsoft.com/office/word/2016/wordml/cid" xmlns:w16="http://schemas.microsoft.com/office/word/2018/wordml" xmlns:w16sdtdh="http://schemas.microsoft.com/office/word/2020/wordml/sdtdatahash" xmlns:w16se="http://schemas.microsoft.com/office/word/2015/wordml/symex" mc:Ignorable="w14 w15 w16se w16cid w16 w16cex w16sdtdh">
+<w:styles xmlns:mc="http://schemas.openxmlformats.org/markup-compatibility/2006" xmlns:r="http://schemas.openxmlformats.org/officeDocument/2006/relationships" xmlns:w="http://schemas.openxmlformats.org/wordprocessingml/2006/main" xmlns:w14="http://schemas.microsoft.com/office/word/2010/wordml" xmlns:w15="http://schemas.microsoft.com/office/word/2012/wordml" xmlns:w16cex="http://schemas.microsoft.com/office/word/2018/wordml/cex" xmlns:w16cid="http://schemas.microsoft.com/office/word/2016/wordml/cid" xmlns:w16="http://schemas.microsoft.com/office/word/2018/wordml" xmlns:w16du="http://schemas.microsoft.com/office/word/2023/wordml/word16du" xmlns:w16sdtdh="http://schemas.microsoft.com/office/word/2020/wordml/sdtdatahash" xmlns:w16sdtfl="http://schemas.microsoft.com/office/word/2024/wordml/sdtformatlock" xmlns:w16se="http://schemas.microsoft.com/office/word/2015/wordml/symex" mc:Ignorable="w14 w15 w16se w16cid w16 w16cex w16sdtdh w16sdtfl w16du">
   <w:docDefaults>
     <w:rPrDefault>
       <w:rPr>
